--- a/acts-sermons/docx/21_2027-03-07_천사의얼굴을한사람_행6장8-15절.docx
+++ b/acts-sermons/docx/21_2027-03-07_천사의얼굴을한사람_행6장8-15절.docx
@@ -374,6 +374,19 @@
     </w:p>
     <w:p>
       <w:pPr>
+        <w:spacing w:after="160" w:line="360"/>
+      </w:pPr>
+      <w:r>
+        <w:rPr>
+          <w:rFonts w:ascii="맑은 고딕" w:cs="맑은 고딕" w:eastAsia="맑은 고딕" w:hAnsi="맑은 고딕"/>
+          <w:sz w:val="24"/>
+          <w:szCs w:val="24"/>
+        </w:rPr>
+        <w:t xml:space="preserve">하나님은 아무도 주목하지 않는 자리에서 충성하는 사람을 기억하십니다.</w:t>
+      </w:r>
+    </w:p>
+    <w:p>
+      <w:pPr>
         <w:spacing w:after="80"/>
       </w:pPr>
       <w:r>
@@ -485,6 +498,19 @@
           <w:szCs w:val="24"/>
         </w:rPr>
         <w:t xml:space="preserve">중요한 것은 일의 크기가 아니라 그 일을 채우는 은혜입니다. 오늘부터 여러분의 일을 은혜로 채우십시오. 일을 시작하기 전에 짧게 기도하십시오. ‘주님, 이 일을 주님께 하듯 하게 하소서.’ 불평 대신 감사로, 대충 대신 성실로 섬기십시오. 그리고 은혜는 우리가 만들어 내는 것이 아니라 받는 것임을 기억하십시오. 말씀과 기도로 날마다 은혜의 샘에 나아가십시오. 그렇게 은혜로 채워진 일상이, 위기의 날에 빛나는 얼굴을 만듭니다.</w:t>
+      </w:r>
+    </w:p>
+    <w:p>
+      <w:pPr>
+        <w:spacing w:after="160" w:line="360"/>
+      </w:pPr>
+      <w:r>
+        <w:rPr>
+          <w:rFonts w:ascii="맑은 고딕" w:cs="맑은 고딕" w:eastAsia="맑은 고딕" w:hAnsi="맑은 고딕"/>
+          <w:sz w:val="24"/>
+          <w:szCs w:val="24"/>
+        </w:rPr>
+        <w:t xml:space="preserve">여러분의 부엌과 사무실과 교회 봉사의 자리가 바로 은혜가 빛날 무대입니다.</w:t>
       </w:r>
     </w:p>
     <w:p>
@@ -755,6 +781,19 @@
     </w:p>
     <w:p>
       <w:pPr>
+        <w:spacing w:after="160" w:line="360"/>
+      </w:pPr>
+      <w:r>
+        <w:rPr>
+          <w:rFonts w:ascii="맑은 고딕" w:cs="맑은 고딕" w:eastAsia="맑은 고딕" w:hAnsi="맑은 고딕"/>
+          <w:sz w:val="24"/>
+          <w:szCs w:val="24"/>
+        </w:rPr>
+        <w:t xml:space="preserve">성도 여러분, 하나님의 법정은 사람의 법정보다 높고, 마지막 판결은 언제나 하나님께서 내리십니다.</w:t>
+      </w:r>
+    </w:p>
+    <w:p>
+      <w:pPr>
         <w:spacing w:after="80"/>
       </w:pPr>
       <w:r>
@@ -802,6 +841,19 @@
           <w:szCs w:val="24"/>
         </w:rPr>
         <w:t xml:space="preserve">억울한 일을 당할 때 먼저 하나님께 아뢰십시오. 시편 기자처럼 공의로 판단하시는 하나님께 맡기십시오. 그리고 진실을 말해야 할 때는 지혜와 온유함으로 말하십시오. 무엇보다 우리 자신이 거짓 증인이 되지 않도록 조심하십시오. 확인되지 않은 소문을 퍼뜨리는 것, 남의 말을 비틀어 전하는 것도 거짓 증거입니다. 이번 주에는 누군가에 대해 듣게 되는 부정적인 말을 그대로 옮기지 말고, 그 사람을 위해 기도하는 것으로 응답하십시오.</w:t>
+      </w:r>
+    </w:p>
+    <w:p>
+      <w:pPr>
+        <w:spacing w:after="160" w:line="360"/>
+      </w:pPr>
+      <w:r>
+        <w:rPr>
+          <w:rFonts w:ascii="맑은 고딕" w:cs="맑은 고딕" w:eastAsia="맑은 고딕" w:hAnsi="맑은 고딕"/>
+          <w:sz w:val="24"/>
+          <w:szCs w:val="24"/>
+        </w:rPr>
+        <w:t xml:space="preserve">거짓을 거짓으로 이기려 하지 마십시오. 진실과 온유함으로 견디는 사람 곁에 하나님께서 서 계십니다.</w:t>
       </w:r>
     </w:p>
     <w:p>
@@ -1072,6 +1124,19 @@
     </w:p>
     <w:p>
       <w:pPr>
+        <w:spacing w:after="160" w:line="360"/>
+      </w:pPr>
+      <w:r>
+        <w:rPr>
+          <w:rFonts w:ascii="맑은 고딕" w:cs="맑은 고딕" w:eastAsia="맑은 고딕" w:hAnsi="맑은 고딕"/>
+          <w:sz w:val="24"/>
+          <w:szCs w:val="24"/>
+        </w:rPr>
+        <w:t xml:space="preserve">우리도 날마다 그리스도를 바라보는 연습을 할 때, 인생의 마지막 날에도 두려움이 아니라 소망의 얼굴로 주님을 맞이할 수 있습니다.</w:t>
+      </w:r>
+    </w:p>
+    <w:p>
+      <w:pPr>
         <w:spacing w:after="80"/>
       </w:pPr>
       <w:r>
@@ -1119,6 +1184,19 @@
           <w:szCs w:val="24"/>
         </w:rPr>
         <w:t xml:space="preserve">그 얼굴은 억지로 만들어지지 않습니다. 날마다 그리스도를 바라볼 때 만들어집니다. 이번 주에는 아침마다 거울을 보기 전에 먼저 말씀의 거울을 보십시오. 그리스도의 영광을 묵상하는 시간을 가지십시오. 한나처럼 하나님 앞에 마음을 쏟아 놓으십시오. 그러면 상황이 바뀌기 전에 여러분의 얼굴이 먼저 바뀔 것입니다. 그리고 우리의 가족과 이웃은 그 얼굴을 통해 우리가 바라보는 그리스도를 보게 될 것입니다.</w:t>
+      </w:r>
+    </w:p>
+    <w:p>
+      <w:pPr>
+        <w:spacing w:after="160" w:line="360"/>
+      </w:pPr>
+      <w:r>
+        <w:rPr>
+          <w:rFonts w:ascii="맑은 고딕" w:cs="맑은 고딕" w:eastAsia="맑은 고딕" w:hAnsi="맑은 고딕"/>
+          <w:sz w:val="24"/>
+          <w:szCs w:val="24"/>
+        </w:rPr>
+        <w:t xml:space="preserve">세상은 우리의 말보다 우리의 얼굴을 먼저 읽습니다.</w:t>
       </w:r>
     </w:p>
     <w:p>

--- a/acts-sermons/docx/21_2027-03-07_천사의얼굴을한사람_행6장8-15절.docx
+++ b/acts-sermons/docx/21_2027-03-07_천사의얼굴을한사람_행6장8-15절.docx
@@ -1029,33 +1029,33 @@
           <w:sz w:val="24"/>
           <w:szCs w:val="24"/>
         </w:rPr>
-        <w:t xml:space="preserve">사무엘상 1장의 한나는 오랫동안 자식을 낳지 못해 깊은 슬픔에 잠겨 있었습니다. 남편의 다른 아내 브닌나는 해마다 실로에 올라갈 때마다 그녀를 심히 격분하게 했습니다. 한나는 울고 먹지 아니했습니다. 그녀의 얼굴은 근심으로 가득했습니다.</w:t>
-      </w:r>
-    </w:p>
-    <w:p>
-      <w:pPr>
-        <w:spacing w:after="160" w:line="360"/>
-      </w:pPr>
-      <w:r>
-        <w:rPr>
-          <w:rFonts w:ascii="맑은 고딕" w:cs="맑은 고딕" w:eastAsia="맑은 고딕" w:hAnsi="맑은 고딕"/>
-          <w:sz w:val="24"/>
-          <w:szCs w:val="24"/>
-        </w:rPr>
-        <w:t xml:space="preserve">한나는 성전에서 마음이 괴로워 여호와께 기도하며 통곡했습니다. 입술만 움직이고 소리는 들리지 않아, 제사장 엘리는 그녀가 술에 취한 줄 알았습니다. 한나는 자신이 마음이 슬픈 여자라 여호와 앞에 심정을 통한 것뿐이라고 대답했습니다. 엘리는 평안히 가라 이스라엘의 하나님께서 네가 기도하여 구한 것을 허락하시기를 원하노라고 축복했습니다.</w:t>
-      </w:r>
-    </w:p>
-    <w:p>
-      <w:pPr>
-        <w:spacing w:after="160" w:line="360"/>
-      </w:pPr>
-      <w:r>
-        <w:rPr>
-          <w:rFonts w:ascii="맑은 고딕" w:cs="맑은 고딕" w:eastAsia="맑은 고딕" w:hAnsi="맑은 고딕"/>
-          <w:sz w:val="24"/>
-          <w:szCs w:val="24"/>
-        </w:rPr>
-        <w:t xml:space="preserve">그다음 구절이 아름답습니다. “그 여자가 가서 먹고 얼굴에 다시는 근심 빛이 없더라”(삼상 1:18). 상황은 아직 하나도 바뀌지 않았습니다. 아이는 아직 생기지 않았고 브닌나는 여전히 그 집에 있었습니다. 그러나 하나님 앞에 마음을 쏟아 놓은 한나의 얼굴이 바뀌었습니다. 하나님을 만난 사람의 얼굴은 상황보다 먼저 변합니다.</w:t>
+        <w:t xml:space="preserve">출애굽기 34장에서 모세는 시내산에서 사십 일 사십 야를 여호와와 함께 있었습니다. 금송아지 사건으로 깨어진 언약이 다시 세워졌고, 모세는 새로 받은 두 증거판을 손에 들고 산에서 내려왔습니다. 그런데 성경은 이렇게 말합니다. “모세는 자기가 여호와와 말하였음으로 말미암아 얼굴 피부에 광채가 나나 깨닫지 못하였더라”(출 34:29).</w:t>
+      </w:r>
+    </w:p>
+    <w:p>
+      <w:pPr>
+        <w:spacing w:after="160" w:line="360"/>
+      </w:pPr>
+      <w:r>
+        <w:rPr>
+          <w:rFonts w:ascii="맑은 고딕" w:cs="맑은 고딕" w:eastAsia="맑은 고딕" w:hAnsi="맑은 고딕"/>
+          <w:sz w:val="24"/>
+          <w:szCs w:val="24"/>
+        </w:rPr>
+        <w:t xml:space="preserve">아론과 이스라엘 자손은 모세의 얼굴에서 나는 빛을 보고 그에게 가까이하기를 두려워했습니다. 모세는 그들에게 하나님의 말씀을 전한 뒤 얼굴을 수건으로 가렸고, 여호와 앞에 들어가 말할 때에는 수건을 벗었습니다. 그 빛은 모세가 스스로 만든 빛이 아니었습니다. 하나님과 함께 머문 시간이 그의 얼굴에 남긴 흔적이었습니다. 정작 모세 자신은 그 사실을 알지도 못했습니다.</w:t>
+      </w:r>
+    </w:p>
+    <w:p>
+      <w:pPr>
+        <w:spacing w:after="160" w:line="360"/>
+      </w:pPr>
+      <w:r>
+        <w:rPr>
+          <w:rFonts w:ascii="맑은 고딕" w:cs="맑은 고딕" w:eastAsia="맑은 고딕" w:hAnsi="맑은 고딕"/>
+          <w:sz w:val="24"/>
+          <w:szCs w:val="24"/>
+        </w:rPr>
+        <w:t xml:space="preserve">바울은 고린도후서 3장에서 이 장면을 떠올리며 말합니다. “우리가 다 수건을 벗은 얼굴로 거울을 보는 것 같이 주의 영광을 보매 그와 같은 형상으로 변화하여 영광에서 영광에 이르니 곧 주의 영으로 말미암음이니라”(고후 3:18). 공회는 스데반이 모세를 모독했다고 고발했지만, 그들이 본 스데반의 얼굴은 하나님 앞에서 내려온 모세의 얼굴처럼 빛나고 있었습니다. 하나님과 교제하는 사람의 얼굴은 하늘의 영광을 비춥니다.</w:t>
       </w:r>
     </w:p>
     <w:p>
@@ -1183,7 +1183,7 @@
           <w:sz w:val="24"/>
           <w:szCs w:val="24"/>
         </w:rPr>
-        <w:t xml:space="preserve">그 얼굴은 억지로 만들어지지 않습니다. 날마다 그리스도를 바라볼 때 만들어집니다. 이번 주에는 아침마다 거울을 보기 전에 먼저 말씀의 거울을 보십시오. 그리스도의 영광을 묵상하는 시간을 가지십시오. 한나처럼 하나님 앞에 마음을 쏟아 놓으십시오. 그러면 상황이 바뀌기 전에 여러분의 얼굴이 먼저 바뀔 것입니다. 그리고 우리의 가족과 이웃은 그 얼굴을 통해 우리가 바라보는 그리스도를 보게 될 것입니다.</w:t>
+        <w:t xml:space="preserve">그 얼굴은 억지로 만들어지지 않습니다. 날마다 그리스도를 바라볼 때 만들어집니다. 이번 주에는 아침마다 거울을 보기 전에 먼저 말씀의 거울을 보십시오. 그리스도의 영광을 묵상하는 시간을 가지십시오. 모세처럼 하나님 앞에 머무는 시간을 가지십시오. 그러면 상황이 바뀌기 전에 여러분의 얼굴이 먼저 바뀔 것입니다. 그리고 우리의 가족과 이웃은 그 얼굴을 통해 우리가 바라보는 그리스도를 보게 될 것입니다.</w:t>
       </w:r>
     </w:p>
     <w:p>
@@ -1237,7 +1237,7 @@
           <w:sz w:val="24"/>
           <w:szCs w:val="24"/>
         </w:rPr>
-        <w:t xml:space="preserve">오늘 우리는 천사의 얼굴을 한 사람 스데반을 묵상했습니다. 첫째, 스데반은 은혜와 권능이 충만한 섬김의 사람이었습니다. 둘째, 진리를 이기지 못한 세상은 거짓으로 성도를 고발합니다. 셋째, 하나님과 교제하는 성도의 얼굴에는 하늘의 영광이 비칩니다. 오바댜는 적대적인 왕궁에서 하나님을 경외하며 섬겼고, 나봇은 거짓 증인들에게 억울하게 죽었으나 하나님은 그 피를 잊지 않으셨으며, 한나는 하나님 앞에 마음을 쏟아 놓은 뒤 근심의 빛이 사라졌습니다.</w:t>
+        <w:t xml:space="preserve">오늘 우리는 천사의 얼굴을 한 사람 스데반을 묵상했습니다. 첫째, 스데반은 은혜와 권능이 충만한 섬김의 사람이었습니다. 둘째, 진리를 이기지 못한 세상은 거짓으로 성도를 고발합니다. 셋째, 하나님과 교제하는 성도의 얼굴에는 하늘의 영광이 비칩니다. 오바댜는 적대적인 왕궁에서 하나님을 경외하며 섬겼고, 나봇은 거짓 증인들에게 억울하게 죽었으나 하나님은 그 피를 잊지 않으셨으며, 모세는 하나님과 말한 뒤 자기도 모르게 얼굴에 광채가 났습니다.</w:t>
       </w:r>
     </w:p>
     <w:p>

--- a/acts-sermons/docx/21_2027-03-07_천사의얼굴을한사람_행6장8-15절.docx
+++ b/acts-sermons/docx/21_2027-03-07_천사의얼굴을한사람_행6장8-15절.docx
@@ -343,7 +343,7 @@
           <w:sz w:val="24"/>
           <w:szCs w:val="24"/>
         </w:rPr>
-        <w:t xml:space="preserve">열왕기상 18장에는 오바댜라는 인물이 등장합니다. 그는 선지자가 아니라 이스라엘 왕 아합의 궁내대신이었습니다. 왕궁의 살림을 맡은 행정 관리였습니다. 그런데 성경은 그를 이렇게 소개합니다. “오바댜는 여호와를 크게 경외하는 자라”(왕상 18:3).</w:t>
+        <w:t xml:space="preserve">열왕기상 18장에는 오바댜라는 인물이 등장합니다. 그는 선지자가 아니라 이스라엘 왕 아합의 궁내대신이었습니다. 왕궁의 살림을 맡은 행정 관리였습니다. 그런데 성경은 그를 이렇게 소개합니다. “오바댜는 여호와를 지극히 경외하는 자라”(왕상 18:3).</w:t>
       </w:r>
     </w:p>
     <w:p>
@@ -369,7 +369,7 @@
           <w:sz w:val="24"/>
           <w:szCs w:val="24"/>
         </w:rPr>
-        <w:t xml:space="preserve">오바댜는 무대 위의 주인공이 아니었습니다. 그는 묵묵히 떡과 물을 나르는 사람이었습니다. 그러나 하나님은 그 조용한 섬김을 통해 당신의 종들을 보존하셨습니다. 적대적인 환경 속에서도 하나님을 크게 경외하며 섬긴 오바댜처럼, 스데반도 식탁을 섬기는 자리에서 하나님의 은혜와 능력을 드러냈습니다.</w:t>
+        <w:t xml:space="preserve">오바댜는 무대 위의 주인공이 아니었습니다. 그는 묵묵히 떡과 물을 나르는 사람이었습니다. 그러나 하나님은 그 조용한 섬김을 통해 당신의 종들을 보존하셨습니다. 적대적인 환경 속에서도 하나님을 지극히 경외하며 섬긴 오바댜처럼, 스데반도 식탁을 섬기는 자리에서 하나님의 은혜와 능력을 드러냈습니다.</w:t>
       </w:r>
     </w:p>
     <w:p>
@@ -750,7 +750,7 @@
           <w:sz w:val="24"/>
           <w:szCs w:val="24"/>
         </w:rPr>
-        <w:t xml:space="preserve">1685년 영국의 청교도 목사 리처드 백스터는 일흔 살이 넘은 노인이었습니다. 그는 자신이 쓴 신약성경 주석 가운데 몇 구절이 국교회와 정부를 비방했다는 혐의로 재판정에 섰습니다. 재판장은 잔인하기로 악명 높았던 조지 제프리스 판사였습니다.</w:t>
+        <w:t xml:space="preserve">1685년 영국의 청교도 목사 리처드 백스터는 일흔을 바라보는 노인이었습니다. 그는 자신이 쓴 신약성경 주석 가운데 몇 구절이 국교회와 정부를 비방했다는 혐의로 재판정에 섰습니다. 재판장은 잔인하기로 악명 높았던 조지 제프리스 판사였습니다.</w:t>
       </w:r>
     </w:p>
     <w:p>
@@ -1237,7 +1237,7 @@
           <w:sz w:val="24"/>
           <w:szCs w:val="24"/>
         </w:rPr>
-        <w:t xml:space="preserve">오늘 우리는 천사의 얼굴을 한 사람 스데반을 묵상했습니다. 첫째, 스데반은 은혜와 권능이 충만한 섬김의 사람이었습니다. 둘째, 진리를 이기지 못한 세상은 거짓으로 성도를 고발합니다. 셋째, 하나님과 교제하는 성도의 얼굴에는 하늘의 영광이 비칩니다. 오바댜는 적대적인 왕궁에서 하나님을 경외하며 섬겼고, 나봇은 거짓 증인들에게 억울하게 죽었으나 하나님은 그 피를 잊지 않으셨으며, 모세는 하나님과 말한 뒤 자기도 모르게 얼굴에 광채가 났습니다.</w:t>
+        <w:t xml:space="preserve">오늘 우리는 천사의 얼굴을 한 사람 스데반을 묵상했습니다. 첫째, 스데반은 은혜와 권능이 충만한 섬김의 사람이었습니다. 둘째, 진리를 이기지 못한 세상은 거짓으로 성도를 고발합니다. 셋째, 하나님과 교제하는 성도의 얼굴에는 하늘의 영광이 비칩니다. 오바댜는 적대적인 왕궁에서 하나님을 지극히 경외하며 섬겼고, 나봇은 거짓 증인들에게 억울하게 죽었으나 하나님은 그 피를 잊지 않으셨으며, 모세는 하나님과 말한 뒤 자기도 모르게 얼굴에 광채가 났습니다.</w:t>
       </w:r>
     </w:p>
     <w:p>
